--- a/高级语言程序设计项目报告.docx
+++ b/高级语言程序设计项目报告.docx
@@ -193,7 +193,7 @@
                                 <w:noProof/>
                                 <w:sz w:val="24"/>
                               </w:rPr>
-                              <w:t>2026年5月5日</w:t>
+                              <w:t>2026年5月8日</w:t>
                             </w:r>
                             <w:r>
                               <w:rPr>
@@ -345,7 +345,7 @@
                           <w:noProof/>
                           <w:sz w:val="24"/>
                         </w:rPr>
-                        <w:t>2026年5月5日</w:t>
+                        <w:t>2026年5月8日</w:t>
                       </w:r>
                       <w:r>
                         <w:rPr>
@@ -526,7 +526,7 @@
         <w:jc w:val="center"/>
         <w:outlineLvl w:val="0"/>
         <w:rPr>
-          <w:rFonts w:ascii="宋体" w:eastAsia="宋体" w:hAnsi="宋体" w:cs="微软雅黑"/>
+          <w:rFonts w:ascii="宋体" w:eastAsia="宋体" w:hAnsi="宋体" w:cs="微软雅黑" w:hint="eastAsia"/>
           <w:color w:val="3C3C3C"/>
           <w:sz w:val="32"/>
           <w:szCs w:val="32"/>
@@ -606,7 +606,7 @@
         <w:jc w:val="left"/>
         <w:outlineLvl w:val="0"/>
         <w:rPr>
-          <w:rFonts w:ascii="宋体" w:eastAsia="宋体" w:hAnsi="宋体" w:cs="微软雅黑"/>
+          <w:rFonts w:ascii="宋体" w:eastAsia="宋体" w:hAnsi="宋体" w:cs="微软雅黑" w:hint="eastAsia"/>
           <w:color w:val="3C3C3C"/>
           <w:sz w:val="28"/>
           <w:szCs w:val="28"/>
@@ -658,7 +658,7 @@
         <w:jc w:val="left"/>
         <w:outlineLvl w:val="0"/>
         <w:rPr>
-          <w:rFonts w:ascii="宋体" w:eastAsia="宋体" w:hAnsi="宋体" w:cs="微软雅黑"/>
+          <w:rFonts w:ascii="宋体" w:eastAsia="宋体" w:hAnsi="宋体" w:cs="微软雅黑" w:hint="eastAsia"/>
           <w:color w:val="3C3C3C"/>
           <w:sz w:val="28"/>
           <w:szCs w:val="28"/>
@@ -710,7 +710,7 @@
         <w:jc w:val="left"/>
         <w:outlineLvl w:val="0"/>
         <w:rPr>
-          <w:rFonts w:ascii="宋体" w:eastAsia="宋体" w:hAnsi="宋体" w:cs="微软雅黑"/>
+          <w:rFonts w:ascii="宋体" w:eastAsia="宋体" w:hAnsi="宋体" w:cs="微软雅黑" w:hint="eastAsia"/>
           <w:color w:val="3C3C3C"/>
           <w:sz w:val="28"/>
           <w:szCs w:val="28"/>
@@ -762,7 +762,7 @@
         <w:jc w:val="left"/>
         <w:outlineLvl w:val="0"/>
         <w:rPr>
-          <w:rFonts w:ascii="宋体" w:eastAsia="宋体" w:hAnsi="宋体" w:cs="微软雅黑"/>
+          <w:rFonts w:ascii="宋体" w:eastAsia="宋体" w:hAnsi="宋体" w:cs="微软雅黑" w:hint="eastAsia"/>
           <w:color w:val="3C3C3C"/>
           <w:sz w:val="28"/>
           <w:szCs w:val="28"/>
@@ -814,7 +814,7 @@
         <w:jc w:val="left"/>
         <w:outlineLvl w:val="0"/>
         <w:rPr>
-          <w:rFonts w:ascii="宋体" w:eastAsia="宋体" w:hAnsi="宋体" w:cs="微软雅黑"/>
+          <w:rFonts w:ascii="宋体" w:eastAsia="宋体" w:hAnsi="宋体" w:cs="微软雅黑" w:hint="eastAsia"/>
           <w:color w:val="3C3C3C"/>
           <w:sz w:val="28"/>
           <w:szCs w:val="28"/>
@@ -866,7 +866,7 @@
         <w:jc w:val="left"/>
         <w:outlineLvl w:val="0"/>
         <w:rPr>
-          <w:rFonts w:ascii="宋体" w:eastAsia="宋体" w:hAnsi="宋体" w:cs="微软雅黑"/>
+          <w:rFonts w:ascii="宋体" w:eastAsia="宋体" w:hAnsi="宋体" w:cs="微软雅黑" w:hint="eastAsia"/>
           <w:color w:val="3C3C3C"/>
           <w:sz w:val="28"/>
           <w:szCs w:val="28"/>
@@ -918,7 +918,7 @@
         <w:jc w:val="left"/>
         <w:outlineLvl w:val="0"/>
         <w:rPr>
-          <w:rFonts w:ascii="宋体" w:eastAsia="宋体" w:hAnsi="宋体" w:cs="微软雅黑"/>
+          <w:rFonts w:ascii="宋体" w:eastAsia="宋体" w:hAnsi="宋体" w:cs="微软雅黑" w:hint="eastAsia"/>
           <w:color w:val="3C3C3C"/>
           <w:sz w:val="28"/>
           <w:szCs w:val="28"/>
@@ -970,7 +970,7 @@
         <w:jc w:val="left"/>
         <w:outlineLvl w:val="0"/>
         <w:rPr>
-          <w:rFonts w:ascii="宋体" w:eastAsia="宋体" w:hAnsi="宋体" w:cs="微软雅黑"/>
+          <w:rFonts w:ascii="宋体" w:eastAsia="宋体" w:hAnsi="宋体" w:cs="微软雅黑" w:hint="eastAsia"/>
           <w:color w:val="3C3C3C"/>
           <w:sz w:val="28"/>
           <w:szCs w:val="28"/>
@@ -1022,7 +1022,7 @@
         <w:jc w:val="left"/>
         <w:outlineLvl w:val="0"/>
         <w:rPr>
-          <w:rFonts w:ascii="宋体" w:eastAsia="宋体" w:hAnsi="宋体" w:cs="微软雅黑"/>
+          <w:rFonts w:ascii="宋体" w:eastAsia="宋体" w:hAnsi="宋体" w:cs="微软雅黑" w:hint="eastAsia"/>
           <w:color w:val="3C3C3C"/>
           <w:sz w:val="28"/>
           <w:szCs w:val="28"/>
@@ -1074,7 +1074,7 @@
         <w:jc w:val="left"/>
         <w:outlineLvl w:val="0"/>
         <w:rPr>
-          <w:rFonts w:ascii="宋体" w:eastAsia="宋体" w:hAnsi="宋体" w:cs="微软雅黑"/>
+          <w:rFonts w:ascii="宋体" w:eastAsia="宋体" w:hAnsi="宋体" w:cs="微软雅黑" w:hint="eastAsia"/>
           <w:color w:val="3C3C3C"/>
           <w:sz w:val="28"/>
           <w:szCs w:val="28"/>
@@ -1126,7 +1126,7 @@
         <w:jc w:val="left"/>
         <w:outlineLvl w:val="0"/>
         <w:rPr>
-          <w:rFonts w:ascii="宋体" w:eastAsia="宋体" w:hAnsi="宋体" w:cs="微软雅黑"/>
+          <w:rFonts w:ascii="宋体" w:eastAsia="宋体" w:hAnsi="宋体" w:cs="微软雅黑" w:hint="eastAsia"/>
           <w:color w:val="3C3C3C"/>
           <w:sz w:val="28"/>
           <w:szCs w:val="28"/>
@@ -1178,7 +1178,7 @@
         <w:jc w:val="left"/>
         <w:outlineLvl w:val="0"/>
         <w:rPr>
-          <w:rFonts w:ascii="宋体" w:eastAsia="宋体" w:hAnsi="宋体" w:cs="微软雅黑"/>
+          <w:rFonts w:ascii="宋体" w:eastAsia="宋体" w:hAnsi="宋体" w:cs="微软雅黑" w:hint="eastAsia"/>
           <w:color w:val="3C3C3C"/>
           <w:sz w:val="28"/>
           <w:szCs w:val="28"/>
@@ -1230,7 +1230,7 @@
         <w:jc w:val="left"/>
         <w:outlineLvl w:val="0"/>
         <w:rPr>
-          <w:rFonts w:ascii="宋体" w:eastAsia="宋体" w:hAnsi="宋体" w:cs="微软雅黑"/>
+          <w:rFonts w:ascii="宋体" w:eastAsia="宋体" w:hAnsi="宋体" w:cs="微软雅黑" w:hint="eastAsia"/>
           <w:color w:val="3C3C3C"/>
           <w:sz w:val="28"/>
           <w:szCs w:val="28"/>
@@ -1282,7 +1282,7 @@
         <w:jc w:val="left"/>
         <w:outlineLvl w:val="0"/>
         <w:rPr>
-          <w:rFonts w:ascii="宋体" w:eastAsia="宋体" w:hAnsi="宋体" w:cs="微软雅黑"/>
+          <w:rFonts w:ascii="宋体" w:eastAsia="宋体" w:hAnsi="宋体" w:cs="微软雅黑" w:hint="eastAsia"/>
           <w:color w:val="3C3C3C"/>
           <w:sz w:val="28"/>
           <w:szCs w:val="28"/>
@@ -1334,13 +1334,33 @@
         <w:jc w:val="left"/>
         <w:outlineLvl w:val="0"/>
         <w:rPr>
+          <w:rFonts w:ascii="宋体" w:eastAsia="宋体" w:hAnsi="宋体" w:cs="微软雅黑"/>
+          <w:color w:val="3C3C3C"/>
+          <w:sz w:val="28"/>
+          <w:szCs w:val="28"/>
+          <w:shd w:val="clear" w:color="auto" w:fill="FFFFFF"/>
+        </w:rPr>
+      </w:pPr>
+      <w:r>
+        <w:rPr>
           <w:rFonts w:ascii="宋体" w:eastAsia="宋体" w:hAnsi="宋体" w:cs="微软雅黑" w:hint="eastAsia"/>
           <w:color w:val="3C3C3C"/>
           <w:sz w:val="28"/>
           <w:szCs w:val="28"/>
           <w:shd w:val="clear" w:color="auto" w:fill="FFFFFF"/>
         </w:rPr>
-      </w:pPr>
+        <w:t>C++图形化项目开发和调试经验</w:t>
+      </w:r>
+      <w:r>
+        <w:rPr>
+          <w:rFonts w:ascii="宋体" w:eastAsia="宋体" w:hAnsi="宋体" w:cs="微软雅黑"/>
+          <w:color w:val="3C3C3C"/>
+          <w:sz w:val="28"/>
+          <w:szCs w:val="28"/>
+          <w:shd w:val="clear" w:color="auto" w:fill="FFFFFF"/>
+        </w:rPr>
+        <w:tab/>
+      </w:r>
       <w:r>
         <w:rPr>
           <w:rFonts w:ascii="宋体" w:eastAsia="宋体" w:hAnsi="宋体" w:cs="微软雅黑" w:hint="eastAsia"/>
@@ -1349,7 +1369,33 @@
           <w:szCs w:val="28"/>
           <w:shd w:val="clear" w:color="auto" w:fill="FFFFFF"/>
         </w:rPr>
-        <w:t>C++图形化项目开发和调试经验</w:t>
+        <w:t>8</w:t>
+      </w:r>
+    </w:p>
+    <w:p>
+      <w:pPr>
+        <w:tabs>
+          <w:tab w:val="right" w:leader="dot" w:pos="7980"/>
+        </w:tabs>
+        <w:jc w:val="left"/>
+        <w:outlineLvl w:val="0"/>
+        <w:rPr>
+          <w:rFonts w:ascii="宋体" w:eastAsia="宋体" w:hAnsi="宋体" w:cs="微软雅黑" w:hint="eastAsia"/>
+          <w:color w:val="3C3C3C"/>
+          <w:sz w:val="28"/>
+          <w:szCs w:val="28"/>
+          <w:shd w:val="clear" w:color="auto" w:fill="FFFFFF"/>
+        </w:rPr>
+      </w:pPr>
+      <w:r>
+        <w:rPr>
+          <w:rFonts w:ascii="宋体" w:eastAsia="宋体" w:hAnsi="宋体" w:cs="微软雅黑" w:hint="eastAsia"/>
+          <w:color w:val="3C3C3C"/>
+          <w:sz w:val="28"/>
+          <w:szCs w:val="28"/>
+          <w:shd w:val="clear" w:color="auto" w:fill="FFFFFF"/>
+        </w:rPr>
+        <w:t>七．AI使用说明</w:t>
       </w:r>
       <w:r>
         <w:rPr>
@@ -1603,6 +1649,7 @@
         <w:spacing w:line="300" w:lineRule="auto"/>
         <w:ind w:firstLineChars="0"/>
         <w:rPr>
+          <w:rFonts w:hint="eastAsia"/>
           <w:sz w:val="24"/>
           <w:szCs w:val="24"/>
         </w:rPr>
@@ -1626,6 +1673,7 @@
         <w:spacing w:line="300" w:lineRule="auto"/>
         <w:ind w:firstLineChars="0"/>
         <w:rPr>
+          <w:rFonts w:hint="eastAsia"/>
           <w:sz w:val="24"/>
         </w:rPr>
       </w:pPr>
@@ -1647,6 +1695,7 @@
         <w:spacing w:line="300" w:lineRule="auto"/>
         <w:ind w:firstLineChars="0"/>
         <w:rPr>
+          <w:rFonts w:hint="eastAsia"/>
           <w:sz w:val="24"/>
         </w:rPr>
       </w:pPr>
@@ -1668,6 +1717,7 @@
         <w:spacing w:line="300" w:lineRule="auto"/>
         <w:ind w:firstLineChars="0"/>
         <w:rPr>
+          <w:rFonts w:hint="eastAsia"/>
           <w:sz w:val="24"/>
         </w:rPr>
       </w:pPr>
@@ -1689,6 +1739,7 @@
         <w:spacing w:line="300" w:lineRule="auto"/>
         <w:ind w:firstLineChars="0"/>
         <w:rPr>
+          <w:rFonts w:hint="eastAsia"/>
           <w:sz w:val="24"/>
         </w:rPr>
       </w:pPr>
@@ -1710,6 +1761,7 @@
         <w:spacing w:line="300" w:lineRule="auto"/>
         <w:ind w:firstLineChars="0"/>
         <w:rPr>
+          <w:rFonts w:hint="eastAsia"/>
           <w:sz w:val="24"/>
         </w:rPr>
       </w:pPr>
@@ -1800,6 +1852,7 @@
       <w:pPr>
         <w:spacing w:line="300" w:lineRule="auto"/>
         <w:rPr>
+          <w:rFonts w:hint="eastAsia"/>
           <w:sz w:val="24"/>
           <w:szCs w:val="24"/>
         </w:rPr>
@@ -1823,6 +1876,7 @@
         <w:spacing w:line="300" w:lineRule="auto"/>
         <w:ind w:firstLineChars="0"/>
         <w:rPr>
+          <w:rFonts w:hint="eastAsia"/>
           <w:sz w:val="24"/>
           <w:szCs w:val="24"/>
         </w:rPr>
@@ -1855,6 +1909,7 @@
         <w:spacing w:line="300" w:lineRule="auto"/>
         <w:ind w:firstLineChars="0"/>
         <w:rPr>
+          <w:rFonts w:hint="eastAsia"/>
           <w:sz w:val="24"/>
         </w:rPr>
       </w:pPr>
@@ -1883,6 +1938,7 @@
         <w:spacing w:line="300" w:lineRule="auto"/>
         <w:ind w:firstLineChars="0"/>
         <w:rPr>
+          <w:rFonts w:hint="eastAsia"/>
           <w:sz w:val="24"/>
         </w:rPr>
       </w:pPr>
@@ -1904,6 +1960,7 @@
         <w:spacing w:line="300" w:lineRule="auto"/>
         <w:ind w:firstLineChars="0"/>
         <w:rPr>
+          <w:rFonts w:hint="eastAsia"/>
           <w:sz w:val="24"/>
         </w:rPr>
       </w:pPr>
@@ -1925,6 +1982,7 @@
         <w:spacing w:line="300" w:lineRule="auto"/>
         <w:ind w:firstLineChars="0"/>
         <w:rPr>
+          <w:rFonts w:hint="eastAsia"/>
           <w:sz w:val="24"/>
         </w:rPr>
       </w:pPr>
@@ -1946,6 +2004,7 @@
         <w:spacing w:line="300" w:lineRule="auto"/>
         <w:ind w:firstLineChars="0"/>
         <w:rPr>
+          <w:rFonts w:hint="eastAsia"/>
           <w:sz w:val="24"/>
         </w:rPr>
       </w:pPr>
@@ -1961,6 +2020,7 @@
       <w:pPr>
         <w:spacing w:line="300" w:lineRule="auto"/>
         <w:rPr>
+          <w:rFonts w:hint="eastAsia"/>
           <w:b/>
           <w:bCs/>
           <w:sz w:val="28"/>
@@ -1993,6 +2053,7 @@
         <w:spacing w:line="300" w:lineRule="auto"/>
         <w:ind w:firstLine="480"/>
         <w:rPr>
+          <w:rFonts w:hint="eastAsia"/>
           <w:sz w:val="24"/>
           <w:szCs w:val="24"/>
         </w:rPr>
@@ -2011,6 +2072,7 @@
         <w:spacing w:line="300" w:lineRule="auto"/>
         <w:ind w:firstLine="480"/>
         <w:rPr>
+          <w:rFonts w:hint="eastAsia"/>
           <w:sz w:val="24"/>
           <w:szCs w:val="24"/>
         </w:rPr>
@@ -2091,7 +2153,6 @@
       </w:r>
       <w:r>
         <w:rPr>
-          <w:rStyle w:val="a"/>
           <w:rFonts w:ascii="Times New Roman" w:eastAsia="Times New Roman" w:hAnsi="Times New Roman" w:cs="Times New Roman"/>
           <w:snapToGrid w:val="0"/>
           <w:color w:val="000000"/>
@@ -2113,7 +2174,7 @@
           <w:szCs w:val="24"/>
         </w:rPr>
         <w:drawing>
-          <wp:inline distT="0" distB="0" distL="0" distR="0" wp14:anchorId="0EC8ADA0" wp14:editId="32269192">
+          <wp:inline distT="0" distB="0" distL="0" distR="0" wp14:anchorId="0EC8ADA0" wp14:editId="0A1F169E">
             <wp:extent cx="3822700" cy="2771527"/>
             <wp:effectExtent l="0" t="0" r="6350" b="0"/>
             <wp:docPr id="1720092514" name="图片 5"/>
@@ -2167,6 +2228,7 @@
         <w:spacing w:line="300" w:lineRule="auto"/>
         <w:ind w:firstLineChars="175" w:firstLine="420"/>
         <w:rPr>
+          <w:rFonts w:hint="eastAsia"/>
           <w:sz w:val="24"/>
         </w:rPr>
       </w:pPr>
@@ -2231,6 +2293,7 @@
         <w:spacing w:line="300" w:lineRule="auto"/>
         <w:ind w:firstLineChars="175" w:firstLine="420"/>
         <w:rPr>
+          <w:rFonts w:hint="eastAsia"/>
           <w:sz w:val="24"/>
         </w:rPr>
       </w:pPr>
@@ -2247,6 +2310,7 @@
         <w:spacing w:line="300" w:lineRule="auto"/>
         <w:ind w:firstLineChars="175" w:firstLine="420"/>
         <w:rPr>
+          <w:rFonts w:hint="eastAsia"/>
           <w:sz w:val="24"/>
         </w:rPr>
       </w:pPr>
@@ -2310,6 +2374,7 @@
         <w:spacing w:line="300" w:lineRule="auto"/>
         <w:ind w:firstLineChars="175" w:firstLine="420"/>
         <w:rPr>
+          <w:rFonts w:hint="eastAsia"/>
           <w:sz w:val="24"/>
         </w:rPr>
       </w:pPr>
@@ -2326,6 +2391,7 @@
         <w:spacing w:line="300" w:lineRule="auto"/>
         <w:ind w:firstLineChars="175" w:firstLine="368"/>
         <w:rPr>
+          <w:rFonts w:hint="eastAsia"/>
           <w:sz w:val="24"/>
         </w:rPr>
       </w:pPr>
@@ -2375,6 +2441,7 @@
         <w:spacing w:line="300" w:lineRule="auto"/>
         <w:ind w:firstLineChars="100" w:firstLine="240"/>
         <w:rPr>
+          <w:rFonts w:hint="eastAsia"/>
           <w:sz w:val="24"/>
         </w:rPr>
       </w:pPr>
@@ -2392,6 +2459,7 @@
         <w:spacing w:line="300" w:lineRule="auto"/>
         <w:ind w:firstLineChars="175" w:firstLine="420"/>
         <w:rPr>
+          <w:rFonts w:hint="eastAsia"/>
           <w:noProof/>
           <w:sz w:val="24"/>
         </w:rPr>
@@ -2481,6 +2549,7 @@
         <w:spacing w:line="300" w:lineRule="auto"/>
         <w:ind w:firstLineChars="100" w:firstLine="240"/>
         <w:rPr>
+          <w:rFonts w:hint="eastAsia"/>
           <w:sz w:val="24"/>
         </w:rPr>
       </w:pPr>
@@ -2497,6 +2566,7 @@
         <w:spacing w:line="300" w:lineRule="auto"/>
         <w:ind w:firstLineChars="100" w:firstLine="240"/>
         <w:rPr>
+          <w:rFonts w:hint="eastAsia"/>
           <w:sz w:val="24"/>
         </w:rPr>
       </w:pPr>
@@ -2513,6 +2583,7 @@
         <w:spacing w:line="300" w:lineRule="auto"/>
         <w:ind w:firstLineChars="100" w:firstLine="240"/>
         <w:rPr>
+          <w:rFonts w:hint="eastAsia"/>
           <w:sz w:val="24"/>
         </w:rPr>
       </w:pPr>
@@ -2575,6 +2646,7 @@
       <w:pPr>
         <w:spacing w:line="300" w:lineRule="auto"/>
         <w:rPr>
+          <w:rFonts w:hint="eastAsia"/>
           <w:sz w:val="24"/>
         </w:rPr>
       </w:pPr>
@@ -2597,6 +2669,7 @@
       <w:pPr>
         <w:spacing w:line="300" w:lineRule="auto"/>
         <w:rPr>
+          <w:rFonts w:hint="eastAsia"/>
           <w:sz w:val="24"/>
         </w:rPr>
       </w:pPr>
@@ -2690,6 +2763,7 @@
         </w:numPr>
         <w:ind w:firstLineChars="0"/>
         <w:rPr>
+          <w:rFonts w:hint="eastAsia"/>
           <w:b/>
           <w:bCs/>
           <w:sz w:val="28"/>
@@ -2717,6 +2791,7 @@
         <w:ind w:firstLineChars="0"/>
         <w:jc w:val="left"/>
         <w:rPr>
+          <w:rFonts w:hint="eastAsia"/>
           <w:sz w:val="24"/>
           <w:szCs w:val="24"/>
         </w:rPr>
@@ -2740,6 +2815,7 @@
         <w:ind w:firstLineChars="0"/>
         <w:jc w:val="left"/>
         <w:rPr>
+          <w:rFonts w:hint="eastAsia"/>
           <w:sz w:val="24"/>
           <w:szCs w:val="24"/>
         </w:rPr>
@@ -2771,6 +2847,7 @@
         <w:ind w:firstLineChars="0"/>
         <w:jc w:val="left"/>
         <w:rPr>
+          <w:rFonts w:hint="eastAsia"/>
           <w:sz w:val="24"/>
           <w:szCs w:val="24"/>
         </w:rPr>
@@ -2794,6 +2871,7 @@
         <w:ind w:firstLineChars="0"/>
         <w:jc w:val="left"/>
         <w:rPr>
+          <w:rFonts w:hint="eastAsia"/>
           <w:sz w:val="24"/>
           <w:szCs w:val="24"/>
         </w:rPr>
@@ -2817,6 +2895,7 @@
         <w:ind w:firstLineChars="0"/>
         <w:jc w:val="left"/>
         <w:rPr>
+          <w:rFonts w:hint="eastAsia"/>
           <w:sz w:val="24"/>
           <w:szCs w:val="24"/>
         </w:rPr>
@@ -2834,6 +2913,7 @@
       <w:pPr>
         <w:jc w:val="left"/>
         <w:rPr>
+          <w:rFonts w:hint="eastAsia"/>
           <w:b/>
           <w:bCs/>
           <w:sz w:val="30"/>
@@ -2882,6 +2962,7 @@
       <w:pPr>
         <w:jc w:val="left"/>
         <w:rPr>
+          <w:rFonts w:hint="eastAsia"/>
           <w:sz w:val="24"/>
           <w:szCs w:val="24"/>
         </w:rPr>
@@ -2899,6 +2980,7 @@
       <w:pPr>
         <w:jc w:val="left"/>
         <w:rPr>
+          <w:rFonts w:hint="eastAsia"/>
           <w:sz w:val="24"/>
           <w:szCs w:val="24"/>
         </w:rPr>
@@ -2916,6 +2998,7 @@
       <w:pPr>
         <w:jc w:val="left"/>
         <w:rPr>
+          <w:rFonts w:hint="eastAsia"/>
           <w:sz w:val="24"/>
           <w:szCs w:val="24"/>
         </w:rPr>
@@ -2933,6 +3016,7 @@
       <w:pPr>
         <w:jc w:val="left"/>
         <w:rPr>
+          <w:rFonts w:hint="eastAsia"/>
           <w:sz w:val="24"/>
           <w:szCs w:val="24"/>
         </w:rPr>
@@ -2950,6 +3034,7 @@
       <w:pPr>
         <w:jc w:val="left"/>
         <w:rPr>
+          <w:rFonts w:hint="eastAsia"/>
           <w:sz w:val="24"/>
           <w:szCs w:val="24"/>
         </w:rPr>
@@ -2968,6 +3053,7 @@
       <w:pPr>
         <w:jc w:val="left"/>
         <w:rPr>
+          <w:rFonts w:hint="eastAsia"/>
           <w:sz w:val="24"/>
           <w:szCs w:val="24"/>
         </w:rPr>
@@ -2985,6 +3071,7 @@
       <w:pPr>
         <w:jc w:val="left"/>
         <w:rPr>
+          <w:rFonts w:hint="eastAsia"/>
           <w:sz w:val="24"/>
           <w:szCs w:val="24"/>
         </w:rPr>
@@ -3002,6 +3089,7 @@
       <w:pPr>
         <w:jc w:val="left"/>
         <w:rPr>
+          <w:rFonts w:hint="eastAsia"/>
           <w:sz w:val="24"/>
           <w:szCs w:val="24"/>
         </w:rPr>
@@ -3019,7 +3107,7 @@
       <w:pPr>
         <w:jc w:val="left"/>
         <w:rPr>
-          <w:rFonts w:asciiTheme="minorEastAsia" w:hAnsiTheme="minorEastAsia"/>
+          <w:rFonts w:asciiTheme="minorEastAsia" w:hAnsiTheme="minorEastAsia" w:hint="eastAsia"/>
           <w:b/>
           <w:bCs/>
           <w:sz w:val="30"/>
@@ -3051,17 +3139,17 @@
       <w:pPr>
         <w:jc w:val="left"/>
         <w:rPr>
-          <w:rFonts w:asciiTheme="minorEastAsia" w:hAnsiTheme="minorEastAsia"/>
-          <w:sz w:val="24"/>
-          <w:szCs w:val="24"/>
-        </w:rPr>
-      </w:pPr>
-      <w:r>
-        <w:rPr>
           <w:rFonts w:asciiTheme="minorEastAsia" w:hAnsiTheme="minorEastAsia" w:hint="eastAsia"/>
           <w:sz w:val="24"/>
           <w:szCs w:val="24"/>
         </w:rPr>
+      </w:pPr>
+      <w:r>
+        <w:rPr>
+          <w:rFonts w:asciiTheme="minorEastAsia" w:hAnsiTheme="minorEastAsia" w:hint="eastAsia"/>
+          <w:sz w:val="24"/>
+          <w:szCs w:val="24"/>
+        </w:rPr>
         <w:t>1.Qt框架开发和面向对象编程</w:t>
       </w:r>
     </w:p>
@@ -3069,7 +3157,7 @@
       <w:pPr>
         <w:jc w:val="left"/>
         <w:rPr>
-          <w:rFonts w:asciiTheme="minorEastAsia" w:hAnsiTheme="minorEastAsia"/>
+          <w:rFonts w:asciiTheme="minorEastAsia" w:hAnsiTheme="minorEastAsia" w:hint="eastAsia"/>
           <w:sz w:val="24"/>
           <w:szCs w:val="24"/>
         </w:rPr>
@@ -3093,7 +3181,7 @@
         <w:ind w:firstLineChars="0"/>
         <w:jc w:val="left"/>
         <w:rPr>
-          <w:rFonts w:asciiTheme="minorEastAsia" w:hAnsiTheme="minorEastAsia"/>
+          <w:rFonts w:asciiTheme="minorEastAsia" w:hAnsiTheme="minorEastAsia" w:hint="eastAsia"/>
           <w:sz w:val="24"/>
           <w:szCs w:val="24"/>
         </w:rPr>
@@ -3117,7 +3205,7 @@
         <w:ind w:firstLineChars="0"/>
         <w:jc w:val="left"/>
         <w:rPr>
-          <w:rFonts w:asciiTheme="minorEastAsia" w:hAnsiTheme="minorEastAsia"/>
+          <w:rFonts w:asciiTheme="minorEastAsia" w:hAnsiTheme="minorEastAsia" w:hint="eastAsia"/>
           <w:sz w:val="24"/>
           <w:szCs w:val="24"/>
         </w:rPr>
@@ -3141,6 +3229,50 @@
         <w:ind w:firstLineChars="0"/>
         <w:jc w:val="left"/>
         <w:rPr>
+          <w:rFonts w:asciiTheme="minorEastAsia" w:hAnsiTheme="minorEastAsia" w:hint="eastAsia"/>
+          <w:sz w:val="24"/>
+          <w:szCs w:val="24"/>
+        </w:rPr>
+      </w:pPr>
+      <w:r>
+        <w:rPr>
+          <w:rFonts w:asciiTheme="minorEastAsia" w:hAnsiTheme="minorEastAsia" w:hint="eastAsia"/>
+          <w:sz w:val="24"/>
+          <w:szCs w:val="24"/>
+        </w:rPr>
+        <w:t>学会了在Qt中处理背景图、音效等资源文件，实现了背景图设置、按钮美化和音效播放功能。</w:t>
+      </w:r>
+    </w:p>
+    <w:p>
+      <w:pPr>
+        <w:jc w:val="left"/>
+        <w:rPr>
+          <w:rFonts w:asciiTheme="minorEastAsia" w:hAnsiTheme="minorEastAsia" w:hint="eastAsia"/>
+          <w:sz w:val="24"/>
+          <w:szCs w:val="24"/>
+        </w:rPr>
+      </w:pPr>
+      <w:r>
+        <w:rPr>
+          <w:rFonts w:asciiTheme="minorEastAsia" w:hAnsiTheme="minorEastAsia" w:hint="eastAsia"/>
+          <w:sz w:val="24"/>
+          <w:szCs w:val="24"/>
+        </w:rPr>
+        <w:t>2.</w:t>
+      </w:r>
+      <w:r>
+        <w:rPr>
+          <w:rFonts w:asciiTheme="minorEastAsia" w:hAnsiTheme="minorEastAsia" w:hint="eastAsia"/>
+          <w:sz w:val="24"/>
+          <w:szCs w:val="24"/>
+        </w:rPr>
+        <w:t>C++图形化项目开发和调试经验</w:t>
+      </w:r>
+    </w:p>
+    <w:p>
+      <w:pPr>
+        <w:jc w:val="left"/>
+        <w:rPr>
           <w:rFonts w:asciiTheme="minorEastAsia" w:hAnsiTheme="minorEastAsia"/>
           <w:sz w:val="24"/>
           <w:szCs w:val="24"/>
@@ -3152,13 +3284,55 @@
           <w:sz w:val="24"/>
           <w:szCs w:val="24"/>
         </w:rPr>
-        <w:t>学会了在Qt中处理背景图、音效等资源文件，实现了背景图设置、按钮美化和音效播放功能。</w:t>
+        <w:t>在本次项目中，我掌握了Qt Creator的调试方法，通过断点找到了程序逻辑错误，解决了最初的背景图布局混乱、信号槽连接失败、音效无法播放等问题，体会了模块化开发的优势。</w:t>
       </w:r>
     </w:p>
     <w:p>
       <w:pPr>
         <w:jc w:val="left"/>
         <w:rPr>
+          <w:rFonts w:asciiTheme="minorEastAsia" w:hAnsiTheme="minorEastAsia" w:hint="eastAsia"/>
+          <w:b/>
+          <w:bCs/>
+          <w:sz w:val="30"/>
+          <w:szCs w:val="30"/>
+        </w:rPr>
+      </w:pPr>
+      <w:r>
+        <w:rPr>
+          <w:rFonts w:ascii="宋体" w:eastAsia="宋体" w:hAnsi="宋体" w:hint="eastAsia"/>
+          <w:b/>
+          <w:bCs/>
+          <w:sz w:val="30"/>
+          <w:szCs w:val="30"/>
+        </w:rPr>
+        <w:t>七</w:t>
+      </w:r>
+      <w:r>
+        <w:rPr>
+          <w:rFonts w:ascii="宋体" w:eastAsia="宋体" w:hAnsi="宋体" w:hint="eastAsia"/>
+          <w:b/>
+          <w:bCs/>
+          <w:sz w:val="30"/>
+          <w:szCs w:val="30"/>
+        </w:rPr>
+        <w:t>．</w:t>
+      </w:r>
+      <w:r>
+        <w:rPr>
+          <w:rFonts w:asciiTheme="minorEastAsia" w:hAnsiTheme="minorEastAsia" w:hint="eastAsia"/>
+          <w:b/>
+          <w:bCs/>
+          <w:sz w:val="30"/>
+          <w:szCs w:val="30"/>
+        </w:rPr>
+        <w:t>AI使用说明</w:t>
+      </w:r>
+    </w:p>
+    <w:p>
+      <w:pPr>
+        <w:jc w:val="left"/>
+        <w:rPr>
           <w:rFonts w:asciiTheme="minorEastAsia" w:hAnsiTheme="minorEastAsia"/>
           <w:sz w:val="24"/>
           <w:szCs w:val="24"/>
@@ -3170,25 +3344,70 @@
           <w:sz w:val="24"/>
           <w:szCs w:val="24"/>
         </w:rPr>
-        <w:t>2.</w:t>
-      </w:r>
+        <w:t>1.AI工具名称及版本：豆包在线版</w:t>
+      </w:r>
+    </w:p>
+    <w:p>
+      <w:pPr>
+        <w:jc w:val="left"/>
+        <w:rPr>
+          <w:rFonts w:asciiTheme="minorEastAsia" w:hAnsiTheme="minorEastAsia"/>
+          <w:sz w:val="24"/>
+          <w:szCs w:val="24"/>
+        </w:rPr>
+      </w:pPr>
       <w:r>
         <w:rPr>
           <w:rFonts w:asciiTheme="minorEastAsia" w:hAnsiTheme="minorEastAsia" w:hint="eastAsia"/>
           <w:sz w:val="24"/>
           <w:szCs w:val="24"/>
         </w:rPr>
-        <w:t>C++图形化项目开发和调试经验</w:t>
+        <w:t>2.具体用途及使用位置说明</w:t>
       </w:r>
     </w:p>
     <w:p>
       <w:pPr>
         <w:jc w:val="left"/>
         <w:rPr>
+          <w:rFonts w:asciiTheme="minorEastAsia" w:hAnsiTheme="minorEastAsia"/>
+          <w:sz w:val="24"/>
+          <w:szCs w:val="24"/>
+        </w:rPr>
+      </w:pPr>
+      <w:r>
+        <w:rPr>
           <w:rFonts w:asciiTheme="minorEastAsia" w:hAnsiTheme="minorEastAsia" w:hint="eastAsia"/>
           <w:sz w:val="24"/>
           <w:szCs w:val="24"/>
         </w:rPr>
+        <w:t>（1）模块思路梳理：</w:t>
+      </w:r>
+      <w:r>
+        <w:rPr>
+          <w:rFonts w:asciiTheme="minorEastAsia" w:hAnsiTheme="minorEastAsia"/>
+          <w:sz w:val="24"/>
+          <w:szCs w:val="24"/>
+        </w:rPr>
+        <w:t>项目初期，向 AI 描述 “点字成诗” 游戏的功能需求，AI 协助拆解为诗词题库加载、随机抽取、干扰字生成、宫格布局、点选校验、计</w:t>
+      </w:r>
+      <w:r>
+        <w:rPr>
+          <w:rFonts w:asciiTheme="minorEastAsia" w:hAnsiTheme="minorEastAsia"/>
+          <w:sz w:val="24"/>
+          <w:szCs w:val="24"/>
+        </w:rPr>
+        <w:lastRenderedPageBreak/>
+        <w:t>分反馈、音效播放等子模块，帮助我理清开发顺序。</w:t>
+      </w:r>
+    </w:p>
+    <w:p>
+      <w:pPr>
+        <w:jc w:val="left"/>
+        <w:rPr>
+          <w:rFonts w:asciiTheme="minorEastAsia" w:hAnsiTheme="minorEastAsia"/>
+          <w:sz w:val="24"/>
+          <w:szCs w:val="24"/>
+        </w:rPr>
       </w:pPr>
       <w:r>
         <w:rPr>
@@ -3196,12 +3415,19 @@
           <w:sz w:val="24"/>
           <w:szCs w:val="24"/>
         </w:rPr>
-        <w:t>在本次项目中，我掌握了Qt Creator的调试方法，通过断点找到了程序逻辑错误，解决了最初的背景图布局混乱、信号槽连接失败、音效无法播放等问题，体会了模块化开发的优势。</w:t>
-      </w:r>
-    </w:p>
-    <w:p>
-      <w:pPr>
-        <w:ind w:left="720"/>
+        <w:t>（2）Qt语法参考：</w:t>
+      </w:r>
+      <w:r>
+        <w:rPr>
+          <w:rFonts w:asciiTheme="minorEastAsia" w:hAnsiTheme="minorEastAsia"/>
+          <w:sz w:val="24"/>
+          <w:szCs w:val="24"/>
+        </w:rPr>
+        <w:t>针对 Qt 布局管理（如 QGridLayout 动态生成按钮）、随机数生成（std::srand/std::rand 的使用规范）、信号槽连接（按钮点击与文本校验的绑定）等细节问题，向 AI 咨询语法示例与常见坑点，用于核对我自行编写的代码是否规范。</w:t>
+      </w:r>
+    </w:p>
+    <w:p>
+      <w:pPr>
         <w:jc w:val="left"/>
         <w:rPr>
           <w:rFonts w:asciiTheme="minorEastAsia" w:hAnsiTheme="minorEastAsia" w:hint="eastAsia"/>
@@ -3209,6 +3435,22 @@
           <w:szCs w:val="24"/>
         </w:rPr>
       </w:pPr>
+      <w:r>
+        <w:rPr>
+          <w:rFonts w:asciiTheme="minorEastAsia" w:hAnsiTheme="minorEastAsia" w:hint="eastAsia"/>
+          <w:sz w:val="24"/>
+          <w:szCs w:val="24"/>
+        </w:rPr>
+        <w:t>（3）</w:t>
+      </w:r>
+      <w:r>
+        <w:rPr>
+          <w:rFonts w:asciiTheme="minorEastAsia" w:hAnsiTheme="minorEastAsia"/>
+          <w:sz w:val="24"/>
+          <w:szCs w:val="24"/>
+        </w:rPr>
+        <w:t>调试方向提示：遇到按钮点击无响应、音效文件加载失败、背景图卡顿等问题时，向 AI 描述现象与排查过程，AI 提供可能的原因（如信号槽参数不匹配、资源文件路径错误、图片格式兼容性问题），帮助我缩小排查范围，最终问题均由我手动定位并修复。</w:t>
+      </w:r>
     </w:p>
     <w:sectPr>
       <w:footerReference w:type="default" r:id="rId22"/>
@@ -5361,6 +5603,7 @@
   <w:style w:type="character" w:default="1" w:styleId="a0">
     <w:name w:val="Default Paragraph Font"/>
     <w:uiPriority w:val="1"/>
+    <w:semiHidden/>
     <w:unhideWhenUsed/>
   </w:style>
   <w:style w:type="table" w:default="1" w:styleId="a1">
